--- a/reports/Student #5/C3/D02/05 - Requirements - Student #5 D02.docx
+++ b/reports/Student #5/C3/D02/05 - Requirements - Student #5 D02.docx
@@ -125,7 +125,6 @@
               </w:rPr>
               <w:tab/>
             </w:r>
-            <w:permStart w:id="379328249" w:edGrp="everyone"/>
             <w:sdt>
               <w:sdtPr>
                 <w:rPr>
@@ -139,6 +138,7 @@
                 <w15:appearance w15:val="hidden"/>
                 <w:text/>
               </w:sdtPr>
+              <w:sdtEndPr/>
               <w:sdtContent>
                 <w:r>
                   <w:rPr>
@@ -150,7 +150,7 @@
                   <w:rPr>
                     <w:rFonts w:asciiTheme="majorHAnsi" w:hAnsiTheme="majorHAnsi" w:cstheme="majorHAnsi"/>
                   </w:rPr>
-                  <w:t>1</w:t>
+                  <w:t>3</w:t>
                 </w:r>
                 <w:r>
                   <w:rPr>
@@ -162,7 +162,13 @@
                   <w:rPr>
                     <w:rFonts w:asciiTheme="majorHAnsi" w:hAnsiTheme="majorHAnsi" w:cstheme="majorHAnsi"/>
                   </w:rPr>
-                  <w:t>021</w:t>
+                  <w:t>02</w:t>
+                </w:r>
+                <w:r>
+                  <w:rPr>
+                    <w:rFonts w:asciiTheme="majorHAnsi" w:hAnsiTheme="majorHAnsi" w:cstheme="majorHAnsi"/>
+                  </w:rPr>
+                  <w:t>6</w:t>
                 </w:r>
                 <w:r>
                   <w:rPr>
@@ -172,7 +178,6 @@
                 </w:r>
               </w:sdtContent>
             </w:sdt>
-            <w:permEnd w:id="379328249"/>
           </w:p>
         </w:tc>
       </w:tr>
@@ -215,7 +220,6 @@
               </w:rPr>
               <w:tab/>
             </w:r>
-            <w:permStart w:id="955522721" w:edGrp="everyone"/>
             <w:sdt>
               <w:sdtPr>
                 <w:rPr>
@@ -234,11 +238,10 @@
                   <w:rPr>
                     <w:rFonts w:asciiTheme="majorHAnsi" w:hAnsiTheme="majorHAnsi" w:cstheme="majorBidi"/>
                   </w:rPr>
-                  <w:t xml:space="preserve"> https://github.com/DP2-C1-021/Acme-ANS-D01-25.1.0</w:t>
+                  <w:t xml:space="preserve"> https://github.com/marioreyesapresa/Acme-ANS-C3</w:t>
                 </w:r>
               </w:sdtContent>
             </w:sdt>
-            <w:permEnd w:id="955522721"/>
           </w:p>
         </w:tc>
       </w:tr>
@@ -296,7 +299,6 @@
               </w:rPr>
               <w:tab/>
             </w:r>
-            <w:permStart w:id="1490430286" w:edGrp="everyone"/>
             <w:r>
               <w:rPr>
                 <w:rFonts w:asciiTheme="majorHAnsi" w:hAnsiTheme="majorHAnsi" w:cstheme="majorBidi"/>
@@ -310,7 +312,6 @@
               <w:t>5398*****</w:t>
             </w:r>
           </w:p>
-          <w:permEnd w:id="1490430286"/>
           <w:p>
             <w:pPr>
               <w:pStyle w:val="Sinespaciado"/>
@@ -340,7 +341,6 @@
               </w:rPr>
               <w:tab/>
             </w:r>
-            <w:permStart w:id="1588551831" w:edGrp="everyone"/>
             <w:sdt>
               <w:sdtPr>
                 <w:rPr>
@@ -354,6 +354,7 @@
                 <w15:appearance w15:val="hidden"/>
                 <w:text/>
               </w:sdtPr>
+              <w:sdtEndPr/>
               <w:sdtContent>
                 <w:r>
                   <w:rPr>
@@ -361,14 +362,12 @@
                   </w:rPr>
                   <w:t xml:space="preserve"> </w:t>
                 </w:r>
-                <w:proofErr w:type="spellStart"/>
                 <w:r>
                   <w:rPr>
                     <w:rFonts w:asciiTheme="majorHAnsi" w:hAnsiTheme="majorHAnsi" w:cstheme="majorHAnsi"/>
                   </w:rPr>
                   <w:t>marreyapr</w:t>
                 </w:r>
-                <w:proofErr w:type="spellEnd"/>
                 <w:r>
                   <w:rPr>
                     <w:rFonts w:asciiTheme="majorHAnsi" w:hAnsiTheme="majorHAnsi" w:cstheme="majorHAnsi"/>
@@ -377,7 +376,6 @@
                 </w:r>
               </w:sdtContent>
             </w:sdt>
-            <w:permEnd w:id="1588551831"/>
           </w:p>
           <w:p>
             <w:pPr>
@@ -406,7 +404,6 @@
               </w:rPr>
               <w:tab/>
             </w:r>
-            <w:permStart w:id="441854091" w:edGrp="everyone"/>
             <w:sdt>
               <w:sdtPr>
                 <w:rPr>
@@ -420,6 +417,7 @@
                 <w15:appearance w15:val="hidden"/>
                 <w:text/>
               </w:sdtPr>
+              <w:sdtEndPr/>
               <w:sdtContent>
                 <w:r>
                   <w:rPr>
@@ -453,7 +451,6 @@
                 </w:r>
               </w:sdtContent>
             </w:sdt>
-            <w:permEnd w:id="441854091"/>
           </w:p>
           <w:p>
             <w:pPr>
@@ -482,7 +479,6 @@
               </w:rPr>
               <w:tab/>
             </w:r>
-            <w:permStart w:id="16126159" w:edGrp="everyone"/>
             <w:sdt>
               <w:sdtPr>
                 <w:rPr>
@@ -496,6 +492,7 @@
                 <w15:appearance w15:val="hidden"/>
                 <w:text/>
               </w:sdtPr>
+              <w:sdtEndPr/>
               <w:sdtContent>
                 <w:r>
                   <w:rPr>
@@ -517,7 +514,6 @@
                 </w:r>
               </w:sdtContent>
             </w:sdt>
-            <w:permEnd w:id="16126159"/>
           </w:p>
         </w:tc>
       </w:tr>
@@ -565,7 +561,6 @@
               </w:rPr>
               <w:tab/>
             </w:r>
-            <w:permStart w:id="925041655" w:edGrp="everyone"/>
             <w:sdt>
               <w:sdtPr>
                 <w:rPr>
@@ -579,6 +574,7 @@
                 <w15:appearance w15:val="hidden"/>
                 <w:text/>
               </w:sdtPr>
+              <w:sdtEndPr/>
               <w:sdtContent>
                 <w:r>
                   <w:rPr>
@@ -622,14 +618,12 @@
                   </w:rPr>
                   <w:t xml:space="preserve">, </w:t>
                 </w:r>
-                <w:proofErr w:type="gramStart"/>
                 <w:r>
                   <w:rPr>
                     <w:rFonts w:asciiTheme="majorHAnsi" w:hAnsiTheme="majorHAnsi" w:cstheme="majorHAnsi"/>
                   </w:rPr>
                   <w:t>2025</w:t>
                 </w:r>
-                <w:proofErr w:type="gramEnd"/>
                 <w:r>
                   <w:rPr>
                     <w:rFonts w:asciiTheme="majorHAnsi" w:hAnsiTheme="majorHAnsi" w:cstheme="majorHAnsi"/>
@@ -638,7 +632,6 @@
                 </w:r>
               </w:sdtContent>
             </w:sdt>
-            <w:permEnd w:id="925041655"/>
           </w:p>
         </w:tc>
       </w:tr>
@@ -655,7 +648,6 @@
         <w:rPr>
           <w:rFonts w:cstheme="majorHAnsi"/>
         </w:rPr>
-        <w:lastRenderedPageBreak/>
         <w:t>MANDATORY</w:t>
       </w:r>
       <w:r>
@@ -843,7 +835,6 @@
         <w:t>” denotes your name/s.</w:t>
       </w:r>
     </w:p>
-    <w:permStart w:id="1733719730" w:edGrp="everyone"/>
     <w:p>
       <w:pPr>
         <w:pStyle w:val="Comment-Grader"/>
@@ -858,6 +849,7 @@
           <w15:appearance w15:val="hidden"/>
           <w:text/>
         </w:sdtPr>
+        <w:sdtEndPr/>
         <w:sdtContent>
           <w:r>
             <w:t xml:space="preserve">  </w:t>
@@ -871,11 +863,7 @@
         </w:sdtContent>
       </w:sdt>
       <w:r>
-        <w:t xml:space="preserve"> </w:t>
-      </w:r>
-      <w:permEnd w:id="1733719730"/>
-      <w:r>
-        <w:t xml:space="preserve">   </w:t>
+        <w:t xml:space="preserve">    </w:t>
       </w:r>
     </w:p>
     <w:p>
@@ -957,7 +945,6 @@
         <w:t xml:space="preserve">.  </w:t>
       </w:r>
     </w:p>
-    <w:permStart w:id="244456920" w:edGrp="everyone"/>
     <w:p>
       <w:pPr>
         <w:pStyle w:val="Comment-Grader"/>
@@ -972,13 +959,16 @@
           <w15:appearance w15:val="hidden"/>
           <w:text/>
         </w:sdtPr>
+        <w:sdtEndPr/>
         <w:sdtContent>
           <w:r>
-            <w:t xml:space="preserve">  https://github.com/orgs/DP2-C1-021/projects/1  </w:t>
+            <w:t>X</w:t>
+          </w:r>
+          <w:r>
+            <w:t xml:space="preserve">  </w:t>
           </w:r>
         </w:sdtContent>
       </w:sdt>
-      <w:permEnd w:id="244456920"/>
       <w:r>
         <w:t xml:space="preserve">   </w:t>
       </w:r>
@@ -1058,7 +1048,6 @@
         <w:rPr>
           <w:rFonts w:cstheme="majorHAnsi"/>
         </w:rPr>
-        <w:lastRenderedPageBreak/>
         <w:t>MANDATORY</w:t>
       </w:r>
       <w:r>
@@ -1263,7 +1252,6 @@
         <w:t xml:space="preserve">.  </w:t>
       </w:r>
     </w:p>
-    <w:permStart w:id="1580534963" w:edGrp="everyone"/>
     <w:p>
       <w:pPr>
         <w:pStyle w:val="Comment-Grader"/>
@@ -1278,6 +1266,7 @@
           <w15:appearance w15:val="hidden"/>
           <w:text/>
         </w:sdtPr>
+        <w:sdtEndPr/>
         <w:sdtContent>
           <w:r>
             <w:t xml:space="preserve"> </w:t>
@@ -1296,7 +1285,6 @@
           </w:r>
         </w:sdtContent>
       </w:sdt>
-      <w:permEnd w:id="1580534963"/>
       <w:r>
         <w:t xml:space="preserve">  </w:t>
       </w:r>
@@ -1436,7 +1424,6 @@
       </w:r>
     </w:p>
     <w:bookmarkEnd w:id="0"/>
-    <w:permStart w:id="1685676958" w:edGrp="everyone"/>
     <w:p>
       <w:pPr>
         <w:pStyle w:val="Comment-Grader"/>
@@ -1454,6 +1441,7 @@
           <w15:appearance w15:val="hidden"/>
           <w:text/>
         </w:sdtPr>
+        <w:sdtEndPr/>
         <w:sdtContent>
           <w:r>
             <w:rPr>
@@ -1469,7 +1457,6 @@
           </w:r>
         </w:sdtContent>
       </w:sdt>
-      <w:permEnd w:id="1685676958"/>
       <w:r>
         <w:t xml:space="preserve"> </w:t>
       </w:r>
@@ -1590,7 +1577,6 @@
       </w:r>
     </w:p>
     <w:bookmarkStart w:id="1" w:name="_Hlk157677981"/>
-    <w:permStart w:id="339812661" w:edGrp="everyone"/>
     <w:p>
       <w:pPr>
         <w:pStyle w:val="Comment-Grader"/>
@@ -1604,6 +1590,7 @@
           </w:placeholder>
           <w:text/>
         </w:sdtPr>
+        <w:sdtEndPr/>
         <w:sdtContent>
           <w:r>
             <w:t xml:space="preserve">  </w:t>
@@ -1616,7 +1603,6 @@
           </w:r>
         </w:sdtContent>
       </w:sdt>
-      <w:permEnd w:id="339812661"/>
       <w:r>
         <w:t xml:space="preserve">   </w:t>
       </w:r>
@@ -1723,7 +1709,6 @@
         <w:rPr>
           <w:rFonts w:cstheme="majorHAnsi"/>
         </w:rPr>
-        <w:lastRenderedPageBreak/>
         <w:t>Testing requirements</w:t>
       </w:r>
     </w:p>
@@ -1828,7 +1813,6 @@
         <w:t>his or her profile.   </w:t>
       </w:r>
     </w:p>
-    <w:permStart w:id="891315281" w:edGrp="everyone"/>
     <w:p>
       <w:pPr>
         <w:pStyle w:val="Comment-Grader"/>
@@ -1846,6 +1830,7 @@
           <w15:appearance w15:val="hidden"/>
           <w:text/>
         </w:sdtPr>
+        <w:sdtEndPr/>
         <w:sdtContent>
           <w:r>
             <w:rPr>
@@ -1867,7 +1852,6 @@
           </w:r>
         </w:sdtContent>
       </w:sdt>
-      <w:permEnd w:id="891315281"/>
     </w:p>
     <w:p>
       <w:pPr>
@@ -1897,7 +1881,6 @@
         <w:t xml:space="preserve">.  </w:t>
       </w:r>
     </w:p>
-    <w:permStart w:id="338698352" w:edGrp="everyone"/>
     <w:p>
       <w:pPr>
         <w:pStyle w:val="Comment-Grader"/>
@@ -1912,6 +1895,7 @@
           <w15:appearance w15:val="hidden"/>
           <w:text/>
         </w:sdtPr>
+        <w:sdtEndPr/>
         <w:sdtContent>
           <w:r>
             <w:t xml:space="preserve"> </w:t>
@@ -1924,7 +1908,6 @@
           </w:r>
         </w:sdtContent>
       </w:sdt>
-      <w:permEnd w:id="338698352"/>
       <w:r>
         <w:t xml:space="preserve">   </w:t>
       </w:r>
@@ -1957,7 +1940,6 @@
         <w:rPr>
           <w:rFonts w:cstheme="majorHAnsi"/>
         </w:rPr>
-        <w:lastRenderedPageBreak/>
         <w:t>MANDATORY</w:t>
       </w:r>
       <w:r>
@@ -2162,7 +2144,6 @@
         <w:t>.</w:t>
       </w:r>
     </w:p>
-    <w:permStart w:id="8470091" w:edGrp="everyone"/>
     <w:p>
       <w:pPr>
         <w:pStyle w:val="Comment-Grader"/>
@@ -2177,13 +2158,13 @@
           <w15:appearance w15:val="hidden"/>
           <w:text/>
         </w:sdtPr>
+        <w:sdtEndPr/>
         <w:sdtContent>
           <w:r>
             <w:t xml:space="preserve">    </w:t>
           </w:r>
         </w:sdtContent>
       </w:sdt>
-      <w:permEnd w:id="8470091"/>
       <w:r>
         <w:t xml:space="preserve">    </w:t>
       </w:r>
@@ -2251,7 +2232,6 @@
         <w:t xml:space="preserve"> and publish tasks.  Note that published tasks cannot be updated or deleted.</w:t>
       </w:r>
     </w:p>
-    <w:permStart w:id="66585966" w:edGrp="everyone"/>
     <w:p>
       <w:pPr>
         <w:pStyle w:val="Comment-Grader"/>
@@ -2266,13 +2246,13 @@
           <w15:appearance w15:val="hidden"/>
           <w:text/>
         </w:sdtPr>
+        <w:sdtEndPr/>
         <w:sdtContent>
           <w:r>
             <w:t xml:space="preserve">    </w:t>
           </w:r>
         </w:sdtContent>
       </w:sdt>
-      <w:permEnd w:id="66585966"/>
       <w:r>
         <w:t xml:space="preserve">    </w:t>
       </w:r>
@@ -2362,7 +2342,6 @@
         <w:t xml:space="preserve">.  </w:t>
       </w:r>
     </w:p>
-    <w:permStart w:id="1123494185" w:edGrp="everyone"/>
     <w:p>
       <w:pPr>
         <w:pStyle w:val="Comment-Grader"/>
@@ -2377,13 +2356,13 @@
           <w15:appearance w15:val="hidden"/>
           <w:text/>
         </w:sdtPr>
+        <w:sdtEndPr/>
         <w:sdtContent>
           <w:r>
             <w:t xml:space="preserve">    </w:t>
           </w:r>
         </w:sdtContent>
       </w:sdt>
-      <w:permEnd w:id="1123494185"/>
       <w:r>
         <w:t xml:space="preserve">   </w:t>
       </w:r>
@@ -2403,7 +2382,6 @@
         <w:rPr>
           <w:rFonts w:cstheme="majorHAnsi"/>
         </w:rPr>
-        <w:lastRenderedPageBreak/>
         <w:t>MANDATORY</w:t>
       </w:r>
       <w:r>
@@ -2447,7 +2425,6 @@
         <w:t xml:space="preserve">Create appropriate indices for your entities, if required.  </w:t>
       </w:r>
     </w:p>
-    <w:permStart w:id="1780682074" w:edGrp="everyone"/>
     <w:p>
       <w:pPr>
         <w:pStyle w:val="Comment-Grader"/>
@@ -2465,13 +2442,13 @@
           <w15:appearance w15:val="hidden"/>
           <w:text/>
         </w:sdtPr>
+        <w:sdtEndPr/>
         <w:sdtContent>
           <w:r>
             <w:t xml:space="preserve">    </w:t>
           </w:r>
         </w:sdtContent>
       </w:sdt>
-      <w:permEnd w:id="1780682074"/>
       <w:r>
         <w:t xml:space="preserve">   </w:t>
       </w:r>
@@ -2559,7 +2536,6 @@
         <w:t>.</w:t>
       </w:r>
     </w:p>
-    <w:permStart w:id="973563344" w:edGrp="everyone"/>
     <w:p>
       <w:pPr>
         <w:pStyle w:val="Comment-Grader"/>
@@ -2573,13 +2549,13 @@
           </w:placeholder>
           <w:text/>
         </w:sdtPr>
+        <w:sdtEndPr/>
         <w:sdtContent>
           <w:r>
             <w:t xml:space="preserve">    </w:t>
           </w:r>
         </w:sdtContent>
       </w:sdt>
-      <w:permEnd w:id="973563344"/>
       <w:r>
         <w:t xml:space="preserve">   </w:t>
       </w:r>
@@ -2612,7 +2588,6 @@
         <w:t xml:space="preserve">.  </w:t>
       </w:r>
     </w:p>
-    <w:permStart w:id="182535402" w:edGrp="everyone"/>
     <w:p>
       <w:pPr>
         <w:pStyle w:val="Comment-Grader"/>
@@ -2627,13 +2602,13 @@
           <w15:appearance w15:val="hidden"/>
           <w:text/>
         </w:sdtPr>
+        <w:sdtEndPr/>
         <w:sdtContent>
           <w:r>
             <w:t xml:space="preserve">    </w:t>
           </w:r>
         </w:sdtContent>
       </w:sdt>
-      <w:permEnd w:id="182535402"/>
       <w:r>
         <w:t xml:space="preserve">   </w:t>
       </w:r>
@@ -2646,7 +2621,6 @@
         <w:t>Produce a testing report.</w:t>
       </w:r>
     </w:p>
-    <w:permStart w:id="966666940" w:edGrp="everyone"/>
     <w:p>
       <w:pPr>
         <w:pStyle w:val="Comment-Grader"/>
@@ -2660,13 +2634,13 @@
           </w:placeholder>
           <w:text/>
         </w:sdtPr>
+        <w:sdtEndPr/>
         <w:sdtContent>
           <w:r>
             <w:t xml:space="preserve">    </w:t>
           </w:r>
         </w:sdtContent>
       </w:sdt>
-      <w:permEnd w:id="966666940"/>
       <w:r>
         <w:t xml:space="preserve">  </w:t>
       </w:r>
@@ -2699,7 +2673,6 @@
         <w:rPr>
           <w:rFonts w:cstheme="majorHAnsi"/>
         </w:rPr>
-        <w:lastRenderedPageBreak/>
         <w:t>SUPPLEMENTARY I</w:t>
       </w:r>
       <w:r>
@@ -2920,7 +2893,6 @@
         <w:rPr>
           <w:rFonts w:cstheme="majorHAnsi"/>
         </w:rPr>
-        <w:lastRenderedPageBreak/>
         <w:t>SUPPLEMENTARY I</w:t>
       </w:r>
       <w:r>
@@ -3104,7 +3076,6 @@
         <w:t xml:space="preserve"> in which he or she is involved.</w:t>
       </w:r>
     </w:p>
-    <w:permStart w:id="1886471582" w:edGrp="everyone"/>
     <w:p>
       <w:pPr>
         <w:pStyle w:val="Comment-Grader"/>
@@ -3125,6 +3096,7 @@
           <w15:appearance w15:val="hidden"/>
           <w:text/>
         </w:sdtPr>
+        <w:sdtEndPr/>
         <w:sdtContent>
           <w:r>
             <w:rPr>
@@ -3146,7 +3118,6 @@
           </w:r>
         </w:sdtContent>
       </w:sdt>
-      <w:permEnd w:id="1886471582"/>
       <w:r>
         <w:rPr>
           <w:lang w:val="en-US"/>
@@ -3263,7 +3234,6 @@
         <w:t>Produce a UML domain model regarding the information requirements in your project.</w:t>
       </w:r>
     </w:p>
-    <w:permStart w:id="2128962506" w:edGrp="everyone"/>
     <w:p>
       <w:pPr>
         <w:pStyle w:val="Comment-Grader"/>
@@ -3278,6 +3248,7 @@
           <w15:appearance w15:val="hidden"/>
           <w:text/>
         </w:sdtPr>
+        <w:sdtEndPr/>
         <w:sdtContent>
           <w:r>
             <w:t xml:space="preserve"> </w:t>
@@ -3290,7 +3261,6 @@
           </w:r>
         </w:sdtContent>
       </w:sdt>
-      <w:permEnd w:id="2128962506"/>
       <w:r>
         <w:t xml:space="preserve">   </w:t>
       </w:r>
@@ -3316,7 +3286,6 @@
         <w:rPr>
           <w:rFonts w:cstheme="majorHAnsi"/>
         </w:rPr>
-        <w:lastRenderedPageBreak/>
         <w:t>SUPPLEMENTARY I</w:t>
       </w:r>
       <w:r>
@@ -3418,7 +3387,6 @@
         <w:t>Sign up to the system and become a technician.</w:t>
       </w:r>
     </w:p>
-    <w:permStart w:id="642407937" w:edGrp="everyone"/>
     <w:p>
       <w:pPr>
         <w:pStyle w:val="Comment-Grader"/>
@@ -3433,13 +3401,13 @@
           <w15:appearance w15:val="hidden"/>
           <w:text/>
         </w:sdtPr>
+        <w:sdtEndPr/>
         <w:sdtContent>
           <w:r>
             <w:t xml:space="preserve">    </w:t>
           </w:r>
         </w:sdtContent>
       </w:sdt>
-      <w:permEnd w:id="642407937"/>
       <w:r>
         <w:t xml:space="preserve">   </w:t>
       </w:r>
@@ -3480,7 +3448,6 @@
         <w:t>Update their profiles.</w:t>
       </w:r>
     </w:p>
-    <w:permStart w:id="1607870852" w:edGrp="everyone"/>
     <w:p>
       <w:pPr>
         <w:pStyle w:val="Comment-Grader"/>
@@ -3495,13 +3462,13 @@
           <w15:appearance w15:val="hidden"/>
           <w:text/>
         </w:sdtPr>
+        <w:sdtEndPr/>
         <w:sdtContent>
           <w:r>
             <w:t xml:space="preserve">    </w:t>
           </w:r>
         </w:sdtContent>
       </w:sdt>
-      <w:permEnd w:id="1607870852"/>
       <w:r>
         <w:t xml:space="preserve">   </w:t>
       </w:r>
@@ -3559,7 +3526,6 @@
         <w:t xml:space="preserve"> </w:t>
       </w:r>
     </w:p>
-    <w:permStart w:id="535524790" w:edGrp="everyone"/>
     <w:p>
       <w:pPr>
         <w:pStyle w:val="Comment-Grader"/>
@@ -3574,13 +3540,13 @@
           <w15:appearance w15:val="hidden"/>
           <w:text/>
         </w:sdtPr>
+        <w:sdtEndPr/>
         <w:sdtContent>
           <w:r>
             <w:t xml:space="preserve">    </w:t>
           </w:r>
         </w:sdtContent>
       </w:sdt>
-      <w:permEnd w:id="535524790"/>
     </w:p>
     <w:p>
       <w:pPr>
@@ -3618,7 +3584,6 @@
         <w:t>Show their dashboards.</w:t>
       </w:r>
     </w:p>
-    <w:permStart w:id="753821500" w:edGrp="everyone"/>
     <w:p>
       <w:pPr>
         <w:pStyle w:val="Comment-Grader"/>
@@ -3633,13 +3598,13 @@
           <w15:appearance w15:val="hidden"/>
           <w:text/>
         </w:sdtPr>
+        <w:sdtEndPr/>
         <w:sdtContent>
           <w:r>
             <w:t xml:space="preserve">    </w:t>
           </w:r>
         </w:sdtContent>
       </w:sdt>
-      <w:permEnd w:id="753821500"/>
       <w:r>
         <w:t xml:space="preserve">    </w:t>
       </w:r>
@@ -3726,7 +3691,6 @@
         <w:rPr>
           <w:rFonts w:cstheme="majorHAnsi"/>
         </w:rPr>
-        <w:lastRenderedPageBreak/>
         <w:t>Managerial requirements</w:t>
       </w:r>
     </w:p>
@@ -3741,7 +3705,6 @@
         <w:t>Provide a link to a video in which you informally test requirement #8 and #9.  Videos should not exceed 10 minutes in length and must be stored at the USE's facilities.</w:t>
       </w:r>
     </w:p>
-    <w:permStart w:id="720394256" w:edGrp="everyone"/>
     <w:p>
       <w:pPr>
         <w:pStyle w:val="Comment-Grader"/>
@@ -3755,13 +3718,13 @@
           </w:placeholder>
           <w:text/>
         </w:sdtPr>
+        <w:sdtEndPr/>
         <w:sdtContent>
           <w:r>
             <w:t xml:space="preserve">    </w:t>
           </w:r>
         </w:sdtContent>
       </w:sdt>
-      <w:permEnd w:id="720394256"/>
       <w:r>
         <w:t xml:space="preserve">   </w:t>
       </w:r>
@@ -3781,7 +3744,6 @@
         <w:rPr>
           <w:rFonts w:cstheme="majorHAnsi"/>
         </w:rPr>
-        <w:lastRenderedPageBreak/>
         <w:t>SUPPLEMENTARY I</w:t>
       </w:r>
       <w:r>
@@ -3912,7 +3874,6 @@
         <w:t xml:space="preserve"> mutations in your code and report on the results.</w:t>
       </w:r>
     </w:p>
-    <w:permStart w:id="556823413" w:edGrp="everyone"/>
     <w:p>
       <w:pPr>
         <w:pStyle w:val="Comment-Grader"/>
@@ -3927,13 +3888,13 @@
           <w15:appearance w15:val="hidden"/>
           <w:text/>
         </w:sdtPr>
+        <w:sdtEndPr/>
         <w:sdtContent>
           <w:r>
             <w:t xml:space="preserve">    </w:t>
           </w:r>
         </w:sdtContent>
       </w:sdt>
-      <w:permEnd w:id="556823413"/>
       <w:r>
         <w:t xml:space="preserve">  </w:t>
       </w:r>
@@ -3960,7 +3921,6 @@
         <w:t>Produce a lint report.</w:t>
       </w:r>
     </w:p>
-    <w:permStart w:id="785340386" w:edGrp="everyone"/>
     <w:p>
       <w:pPr>
         <w:pStyle w:val="Comment-Grader"/>
@@ -3975,13 +3935,13 @@
           <w15:appearance w15:val="hidden"/>
           <w:text/>
         </w:sdtPr>
+        <w:sdtEndPr/>
         <w:sdtContent>
           <w:r>
             <w:t xml:space="preserve">    </w:t>
           </w:r>
         </w:sdtContent>
       </w:sdt>
-      <w:permEnd w:id="785340386"/>
       <w:r>
         <w:t xml:space="preserve">   </w:t>
       </w:r>
@@ -4007,7 +3967,6 @@
         <w:rPr>
           <w:rFonts w:cstheme="majorHAnsi"/>
         </w:rPr>
-        <w:lastRenderedPageBreak/>
         <w:t>SUPPLEMENTARY II</w:t>
       </w:r>
       <w:r>
@@ -4162,7 +4121,6 @@
         <w:t>Produce an analysis report.</w:t>
       </w:r>
     </w:p>
-    <w:permStart w:id="683497211" w:edGrp="everyone"/>
     <w:p>
       <w:pPr>
         <w:pStyle w:val="Comment-Grader"/>
@@ -4177,6 +4135,7 @@
           <w15:appearance w15:val="hidden"/>
           <w:text/>
         </w:sdtPr>
+        <w:sdtEndPr/>
         <w:sdtContent>
           <w:r>
             <w:t xml:space="preserve">  </w:t>
@@ -4189,7 +4148,6 @@
           </w:r>
         </w:sdtContent>
       </w:sdt>
-      <w:permEnd w:id="683497211"/>
       <w:r>
         <w:t xml:space="preserve">    </w:t>
       </w:r>
@@ -4202,7 +4160,6 @@
         <w:t>Produce a planning and progress report.</w:t>
       </w:r>
     </w:p>
-    <w:permStart w:id="1112939993" w:edGrp="everyone"/>
     <w:p>
       <w:pPr>
         <w:pStyle w:val="Comment-Grader"/>
@@ -4217,6 +4174,7 @@
           <w15:appearance w15:val="hidden"/>
           <w:text/>
         </w:sdtPr>
+        <w:sdtEndPr/>
         <w:sdtContent>
           <w:r>
             <w:t xml:space="preserve">  </w:t>
@@ -4229,7 +4187,6 @@
           </w:r>
         </w:sdtContent>
       </w:sdt>
-      <w:permEnd w:id="1112939993"/>
       <w:r>
         <w:t xml:space="preserve">    </w:t>
       </w:r>
@@ -4302,7 +4259,6 @@
         <w:rPr>
           <w:rFonts w:cstheme="majorHAnsi"/>
         </w:rPr>
-        <w:lastRenderedPageBreak/>
         <w:t>SUPPLEMENTARY II</w:t>
       </w:r>
       <w:r>
@@ -4373,7 +4329,6 @@
         <w:t>. A web service must be used to populate this entity with information about courses.  Thus, the exact data to store depends on the chosen service, and it is the students' responsibility to define them accordingly.  It is also the students’ responsibility to find the appropriate service; no implicit or explicit liabilities shall be covered by the University of Seville or their individual affiliates if the students hire pay-per-use services! The students are strongly advised to ensure that the service they choose is free of charge.</w:t>
       </w:r>
     </w:p>
-    <w:permStart w:id="461903029" w:edGrp="everyone"/>
     <w:p>
       <w:pPr>
         <w:pStyle w:val="Comment-Grader"/>
@@ -4394,6 +4349,7 @@
           <w15:appearance w15:val="hidden"/>
           <w:text/>
         </w:sdtPr>
+        <w:sdtEndPr/>
         <w:sdtContent>
           <w:r>
             <w:rPr>
@@ -4403,7 +4359,6 @@
           </w:r>
         </w:sdtContent>
       </w:sdt>
-      <w:permEnd w:id="461903029"/>
       <w:r>
         <w:rPr>
           <w:lang w:val="en-US"/>
@@ -4520,7 +4475,6 @@
         <w:t>Produce an analysis report.</w:t>
       </w:r>
     </w:p>
-    <w:permStart w:id="361329648" w:edGrp="everyone"/>
     <w:p>
       <w:pPr>
         <w:pStyle w:val="Comment-Grader"/>
@@ -4535,13 +4489,13 @@
           <w15:appearance w15:val="hidden"/>
           <w:text/>
         </w:sdtPr>
+        <w:sdtEndPr/>
         <w:sdtContent>
           <w:r>
             <w:t xml:space="preserve">    </w:t>
           </w:r>
         </w:sdtContent>
       </w:sdt>
-      <w:permEnd w:id="361329648"/>
       <w:r>
         <w:t xml:space="preserve">   </w:t>
       </w:r>
@@ -4554,7 +4508,6 @@
         <w:t>Produce a planning and progress report.</w:t>
       </w:r>
     </w:p>
-    <w:permStart w:id="1945395699" w:edGrp="everyone"/>
     <w:p>
       <w:pPr>
         <w:pStyle w:val="Comment-Grader"/>
@@ -4572,6 +4525,7 @@
           <w15:appearance w15:val="hidden"/>
           <w:text/>
         </w:sdtPr>
+        <w:sdtEndPr/>
         <w:sdtContent>
           <w:r>
             <w:rPr>
@@ -4581,7 +4535,6 @@
           </w:r>
         </w:sdtContent>
       </w:sdt>
-      <w:permEnd w:id="1945395699"/>
       <w:r>
         <w:rPr>
           <w:lang w:val="en-US"/>
@@ -4610,7 +4563,6 @@
         <w:rPr>
           <w:rFonts w:cstheme="majorHAnsi"/>
         </w:rPr>
-        <w:lastRenderedPageBreak/>
         <w:t>SUPPLEMENTARY II</w:t>
       </w:r>
       <w:r>
@@ -4718,7 +4670,6 @@
         <w:t>.</w:t>
       </w:r>
     </w:p>
-    <w:permStart w:id="1539192550" w:edGrp="everyone"/>
     <w:p>
       <w:pPr>
         <w:pStyle w:val="Comment-Grader"/>
@@ -4732,13 +4683,13 @@
           </w:placeholder>
           <w:text/>
         </w:sdtPr>
+        <w:sdtEndPr/>
         <w:sdtContent>
           <w:r>
             <w:t xml:space="preserve">    </w:t>
           </w:r>
         </w:sdtContent>
       </w:sdt>
-      <w:permEnd w:id="1539192550"/>
       <w:r>
         <w:t xml:space="preserve">   </w:t>
       </w:r>
@@ -4788,7 +4739,6 @@
         <w:t xml:space="preserve"> data.</w:t>
       </w:r>
     </w:p>
-    <w:permStart w:id="679035508" w:edGrp="everyone"/>
     <w:p>
       <w:pPr>
         <w:pStyle w:val="Comment-Grader"/>
@@ -4802,13 +4752,13 @@
           </w:placeholder>
           <w:text/>
         </w:sdtPr>
+        <w:sdtEndPr/>
         <w:sdtContent>
           <w:r>
             <w:t xml:space="preserve">    </w:t>
           </w:r>
         </w:sdtContent>
       </w:sdt>
-      <w:permEnd w:id="679035508"/>
       <w:r>
         <w:t xml:space="preserve">   </w:t>
       </w:r>
@@ -4892,7 +4842,6 @@
         <w:t>Produce an analysis report.</w:t>
       </w:r>
     </w:p>
-    <w:permStart w:id="1958957681" w:edGrp="everyone"/>
     <w:p>
       <w:pPr>
         <w:pStyle w:val="Comment-Grader"/>
@@ -4907,13 +4856,13 @@
           <w15:appearance w15:val="hidden"/>
           <w:text/>
         </w:sdtPr>
+        <w:sdtEndPr/>
         <w:sdtContent>
           <w:r>
             <w:t xml:space="preserve">    </w:t>
           </w:r>
         </w:sdtContent>
       </w:sdt>
-      <w:permEnd w:id="1958957681"/>
       <w:r>
         <w:t xml:space="preserve">    </w:t>
       </w:r>
@@ -4926,7 +4875,6 @@
         <w:t>Produce a planning and progress report.</w:t>
       </w:r>
     </w:p>
-    <w:permStart w:id="1571365108" w:edGrp="everyone"/>
     <w:p>
       <w:pPr>
         <w:pStyle w:val="Comment-Grader"/>
@@ -4946,6 +4894,7 @@
           </w:placeholder>
           <w:text/>
         </w:sdtPr>
+        <w:sdtEndPr/>
         <w:sdtContent>
           <w:r>
             <w:rPr>
@@ -4955,7 +4904,6 @@
           </w:r>
         </w:sdtContent>
       </w:sdt>
-      <w:permEnd w:id="1571365108"/>
       <w:r>
         <w:rPr>
           <w:lang w:val="en-US"/>
@@ -4991,7 +4939,6 @@
         <w:rPr>
           <w:rFonts w:cstheme="majorHAnsi"/>
         </w:rPr>
-        <w:lastRenderedPageBreak/>
         <w:t>SUPPLEMENTARY II</w:t>
       </w:r>
       <w:r>
@@ -5131,7 +5078,6 @@
         <w:t xml:space="preserve"> is properly mocked.</w:t>
       </w:r>
     </w:p>
-    <w:permStart w:id="2023780766" w:edGrp="everyone"/>
     <w:p>
       <w:pPr>
         <w:pStyle w:val="Comment-Grader"/>
@@ -5146,13 +5092,13 @@
           <w15:appearance w15:val="hidden"/>
           <w:text/>
         </w:sdtPr>
+        <w:sdtEndPr/>
         <w:sdtContent>
           <w:r>
             <w:t xml:space="preserve">    </w:t>
           </w:r>
         </w:sdtContent>
       </w:sdt>
-      <w:permEnd w:id="2023780766"/>
       <w:r>
         <w:t xml:space="preserve">  </w:t>
       </w:r>
@@ -5179,7 +5125,6 @@
         <w:t>Produce an analysis report.</w:t>
       </w:r>
     </w:p>
-    <w:permStart w:id="925264847" w:edGrp="everyone"/>
     <w:p>
       <w:pPr>
         <w:pStyle w:val="Comment-Grader"/>
@@ -5193,13 +5138,13 @@
           </w:placeholder>
           <w:text/>
         </w:sdtPr>
+        <w:sdtEndPr/>
         <w:sdtContent>
           <w:r>
             <w:t xml:space="preserve">    </w:t>
           </w:r>
         </w:sdtContent>
       </w:sdt>
-      <w:permEnd w:id="925264847"/>
       <w:r>
         <w:t xml:space="preserve">   </w:t>
       </w:r>
@@ -5212,7 +5157,6 @@
         <w:t>Produce a planning and progress report.</w:t>
       </w:r>
     </w:p>
-    <w:permStart w:id="1852798819" w:edGrp="everyone"/>
     <w:p>
       <w:pPr>
         <w:pStyle w:val="Comment-Grader"/>
@@ -5226,13 +5170,13 @@
           </w:placeholder>
           <w:text/>
         </w:sdtPr>
+        <w:sdtEndPr/>
         <w:sdtContent>
           <w:r>
             <w:t xml:space="preserve">    </w:t>
           </w:r>
         </w:sdtContent>
       </w:sdt>
-      <w:permEnd w:id="1852798819"/>
       <w:r>
         <w:t xml:space="preserve">   </w:t>
       </w:r>
@@ -9085,7 +9029,6 @@
     <w:sig w:usb0="E4002EFF" w:usb1="C200247B" w:usb2="00000009" w:usb3="00000000" w:csb0="000001FF" w:csb1="00000000"/>
   </w:font>
   <w:font w:name="Yu Gothic Light">
-    <w:altName w:val="游ゴシック Light"/>
     <w:panose1 w:val="020B0300000000000000"/>
     <w:charset w:val="80"/>
     <w:family w:val="swiss"/>
@@ -9158,6 +9101,8 @@
     <w:rsid w:val="00311D70"/>
     <w:rsid w:val="00362E40"/>
     <w:rsid w:val="003936CA"/>
+    <w:rsid w:val="003C799E"/>
+    <w:rsid w:val="003E65D3"/>
     <w:rsid w:val="003F3911"/>
     <w:rsid w:val="004D7778"/>
     <w:rsid w:val="00635F6F"/>
